--- a/CÔNG TY TNHH VENUS FURNISHER/Venus_ThayDoiDiaChi/Venus_NGHỊ QUYẾT HỘI ĐỒNG THÀNH VIÊN.docx
+++ b/CÔNG TY TNHH VENUS FURNISHER/Venus_ThayDoiDiaChi/Venus_NGHỊ QUYẾT HỘI ĐỒNG THÀNH VIÊN.docx
@@ -207,8 +207,6 @@
               </w:rPr>
               <w:t>2</w:t>
             </w:r>
-            <w:bookmarkStart w:id="0" w:name="_GoBack"/>
-            <w:bookmarkEnd w:id="0"/>
             <w:r>
               <w:rPr>
                 <w:rFonts w:ascii="Times New Roman" w:eastAsia="DengXian" w:hAnsi="Times New Roman" w:cs="Times New Roman"/>
@@ -1018,10 +1016,10 @@
         <w:tblLook w:val="04A0" w:firstRow="1" w:lastRow="0" w:firstColumn="1" w:lastColumn="0" w:noHBand="0" w:noVBand="1"/>
       </w:tblPr>
       <w:tblGrid>
-        <w:gridCol w:w="809"/>
+        <w:gridCol w:w="810"/>
         <w:gridCol w:w="5416"/>
         <w:gridCol w:w="901"/>
-        <w:gridCol w:w="2088"/>
+        <w:gridCol w:w="2087"/>
       </w:tblGrid>
       <w:tr>
         <w:tc>
@@ -1213,8 +1211,18 @@
                 <w:sz w:val="28"/>
                 <w:szCs w:val="28"/>
               </w:rPr>
-              <w:t>Chi tiết: Dịch vụ kiểm tra chất lượng hàng hóa, sản phẩm; kiểm tra số lượng, quy cách, kích thước, ngoại quan và chất lượng hàng hóa.</w:t>
-            </w:r>
+              <w:t>Chi tiết: Dịch vụ phân tích và kiểm định kỹ thuật (CPC 8676 ngoại trừ việc kiểm định và cấp giấy chứng nhận cho phương tiện vận tải). Vì lý do an ninh quốc gia, việc tiếp cận một số khu vực địa lý có thể bị hạn chế</w:t>
+            </w:r>
+            <w:r>
+              <w:rPr>
+                <w:rFonts w:ascii="Times New Roman" w:hAnsi="Times New Roman" w:cs="Times New Roman"/>
+                <w:sz w:val="28"/>
+                <w:szCs w:val="28"/>
+              </w:rPr>
+              <w:t>.</w:t>
+            </w:r>
+            <w:bookmarkStart w:id="0" w:name="_GoBack"/>
+            <w:bookmarkEnd w:id="0"/>
           </w:p>
         </w:tc>
         <w:tc>
@@ -1369,6 +1377,7 @@
           <w:szCs w:val="26"/>
           <w:u w:val="single"/>
         </w:rPr>
+        <w:lastRenderedPageBreak/>
         <w:t xml:space="preserve">Điều </w:t>
       </w:r>
       <w:r>
@@ -1425,7 +1434,6 @@
           <w:szCs w:val="26"/>
           <w:lang w:eastAsia="zh-CN"/>
         </w:rPr>
-        <w:lastRenderedPageBreak/>
         <w:t xml:space="preserve">              </w:t>
       </w:r>
     </w:p>
@@ -1671,13 +1679,22 @@
                 <w:szCs w:val="26"/>
                 <w:lang w:eastAsia="zh-CN"/>
               </w:rPr>
-              <w:t>CHỦ TỊCH</w:t>
-            </w:r>
-            <w:r>
-              <w:rPr>
-                <w:rFonts w:ascii="Times New Roman" w:eastAsia="DengXian" w:hAnsi="Times New Roman" w:cs="Times New Roman"/>
-                <w:i/>
-                <w:iCs/>
+              <w:t xml:space="preserve">CHỦ TỊCH </w:t>
+            </w:r>
+            <w:r>
+              <w:rPr>
+                <w:rFonts w:ascii="Times New Roman" w:eastAsia="DengXian" w:hAnsi="Times New Roman" w:cs="Times New Roman"/>
+                <w:b/>
+                <w:bCs/>
+                <w:sz w:val="26"/>
+                <w:szCs w:val="26"/>
+                <w:lang w:eastAsia="zh-CN"/>
+              </w:rPr>
+              <w:t>HỘI ĐỒNG THÀNH VIÊN</w:t>
+            </w:r>
+            <w:r>
+              <w:rPr>
+                <w:rFonts w:ascii="Times New Roman" w:eastAsia="DengXian" w:hAnsi="Times New Roman" w:cs="Times New Roman"/>
                 <w:sz w:val="26"/>
                 <w:szCs w:val="26"/>
                 <w:lang w:eastAsia="zh-CN"/>
